--- a/Curso_C#/Mapas Endpoints/Plan Autentificacion y Autorizacion V2.docx
+++ b/Curso_C#/Mapas Endpoints/Plan Autentificacion y Autorizacion V2.docx
@@ -4,6 +4,7 @@
   <w:body>
     <w:p>
       <w:pPr>
+        <w:ind w:firstLine="708"/>
         <w:jc w:val="center"/>
         <w:rPr>
           <w:b/>
@@ -366,9 +367,12 @@
       </w:r>
       <w:proofErr w:type="spellStart"/>
       <w:r>
-        <w:t>SoloSocio.</w:t>
-      </w:r>
-      <w:proofErr w:type="spellEnd"/>
+        <w:t>SoloSocio</w:t>
+      </w:r>
+      <w:proofErr w:type="spellEnd"/>
+      <w:r>
+        <w:t>.</w:t>
+      </w:r>
     </w:p>
     <w:p>
       <w:pPr>
@@ -1107,86 +1111,314 @@
           <w:numId w:val="6"/>
         </w:numPr>
         <w:rPr>
-          <w:lang w:val="es-ES"/>
-        </w:rPr>
-      </w:pPr>
-      <w:r>
-        <w:rPr>
-          <w:b/>
-          <w:lang w:val="es-ES"/>
-        </w:rPr>
-        <w:t>POST api/Auth/</w:t>
-      </w:r>
-      <w:proofErr w:type="spellStart"/>
-      <w:r>
-        <w:rPr>
-          <w:b/>
-          <w:lang w:val="es-ES"/>
-        </w:rPr>
-        <w:t>change-password</w:t>
-      </w:r>
-      <w:proofErr w:type="spellEnd"/>
-      <w:r>
-        <w:rPr>
-          <w:lang w:val="es-ES"/>
-        </w:rPr>
-        <w:t xml:space="preserve"> → REQ: </w:t>
-      </w:r>
-      <w:proofErr w:type="spellStart"/>
-      <w:r>
-        <w:rPr>
-          <w:u w:val="single"/>
-          <w:lang w:val="es-ES"/>
-        </w:rPr>
-        <w:t>ChangePasswordRequestDto</w:t>
-      </w:r>
-      <w:proofErr w:type="spellEnd"/>
-      <w:r>
-        <w:rPr>
-          <w:lang w:val="es-ES"/>
-        </w:rPr>
-        <w:t xml:space="preserve">, RES: </w:t>
-      </w:r>
-      <w:proofErr w:type="spellStart"/>
-      <w:r>
-        <w:rPr>
-          <w:b/>
-          <w:lang w:val="es-ES"/>
-        </w:rPr>
-        <w:t>string</w:t>
-      </w:r>
-      <w:proofErr w:type="spellEnd"/>
-      <w:r>
-        <w:rPr>
-          <w:lang w:val="es-ES"/>
-        </w:rPr>
-        <w:t xml:space="preserve"> (resultado) → Front: Pantalla de cambio de contraseña para usuario autenticado → Usuario: Ingresa contraseña actual + nueva contraseña, confirma cambio. → Policy</w:t>
-      </w:r>
-      <w:r>
-        <w:rPr>
-          <w:lang w:val="es-ES"/>
-        </w:rPr>
-        <w:t xml:space="preserve">: </w:t>
-      </w:r>
-      <w:proofErr w:type="spellStart"/>
-      <w:r>
-        <w:rPr>
-          <w:bCs/>
-          <w:lang w:val="es-ES"/>
-        </w:rPr>
-        <w:t>CambiarContrasena</w:t>
-      </w:r>
-      <w:proofErr w:type="spellEnd"/>
-      <w:r>
-        <w:rPr>
-          <w:bCs/>
-          <w:lang w:val="es-ES"/>
-        </w:rPr>
-        <w:t>.</w:t>
+          <w:b/>
+          <w:bCs/>
+          <w:lang w:val="es-ES"/>
+        </w:rPr>
+      </w:pPr>
+      <w:r>
+        <w:rPr>
+          <w:b/>
+          <w:bCs/>
+          <w:lang w:val="es-ES"/>
+        </w:rPr>
+        <w:t xml:space="preserve">Módulo Gestión de Gimnasio </w:t>
+      </w:r>
+      <w:r>
+        <w:rPr>
+          <w:b/>
+          <w:bCs/>
+          <w:lang w:val="es-ES"/>
+        </w:rPr>
+        <w:t>–</w:t>
+      </w:r>
+      <w:r>
+        <w:rPr>
+          <w:b/>
+          <w:bCs/>
+          <w:lang w:val="es-ES"/>
+        </w:rPr>
+        <w:t xml:space="preserve"> Usuario</w:t>
+      </w:r>
+      <w:r>
+        <w:rPr>
+          <w:b/>
+          <w:bCs/>
+          <w:lang w:val="es-ES"/>
+        </w:rPr>
+        <w:t>:</w:t>
       </w:r>
     </w:p>
     <w:p>
       <w:pPr>
+        <w:pStyle w:val="Prrafodelista"/>
+        <w:numPr>
+          <w:ilvl w:val="2"/>
+          <w:numId w:val="6"/>
+        </w:numPr>
+        <w:rPr>
+          <w:lang w:val="es-ES"/>
+        </w:rPr>
+      </w:pPr>
+      <w:r>
+        <w:rPr>
+          <w:b/>
+          <w:lang w:val="es-ES"/>
+        </w:rPr>
+        <w:t>POST api/Auth/</w:t>
+      </w:r>
+      <w:r>
+        <w:rPr>
+          <w:b/>
+          <w:lang w:val="es-ES"/>
+        </w:rPr>
+        <w:t>responsable/</w:t>
+      </w:r>
+      <w:proofErr w:type="spellStart"/>
+      <w:r>
+        <w:rPr>
+          <w:b/>
+          <w:lang w:val="es-ES"/>
+        </w:rPr>
+        <w:t>change-password</w:t>
+      </w:r>
+      <w:proofErr w:type="spellEnd"/>
+      <w:r>
+        <w:rPr>
+          <w:lang w:val="es-ES"/>
+        </w:rPr>
+        <w:t xml:space="preserve"> → REQ: </w:t>
+      </w:r>
+      <w:proofErr w:type="spellStart"/>
+      <w:r>
+        <w:rPr>
+          <w:lang w:val="es-ES"/>
+        </w:rPr>
+        <w:t>ChangePasswordRequestDto</w:t>
+      </w:r>
+      <w:proofErr w:type="spellEnd"/>
+      <w:r>
+        <w:rPr>
+          <w:lang w:val="es-ES"/>
+        </w:rPr>
+        <w:t xml:space="preserve">, RES: </w:t>
+      </w:r>
+      <w:proofErr w:type="spellStart"/>
+      <w:r>
+        <w:rPr>
+          <w:b/>
+          <w:lang w:val="es-ES"/>
+        </w:rPr>
+        <w:t>string</w:t>
+      </w:r>
+      <w:proofErr w:type="spellEnd"/>
+      <w:r>
+        <w:rPr>
+          <w:lang w:val="es-ES"/>
+        </w:rPr>
+        <w:t xml:space="preserve"> (resultado) → Front: Pantalla de cambio de contraseña para usuario</w:t>
+      </w:r>
+      <w:r>
+        <w:rPr>
+          <w:lang w:val="es-ES"/>
+        </w:rPr>
+        <w:t xml:space="preserve"> </w:t>
+      </w:r>
+      <w:r>
+        <w:rPr>
+          <w:b/>
+          <w:bCs/>
+          <w:lang w:val="es-ES"/>
+        </w:rPr>
+        <w:t>Responsable</w:t>
+      </w:r>
+      <w:r>
+        <w:rPr>
+          <w:lang w:val="es-ES"/>
+        </w:rPr>
+        <w:t xml:space="preserve"> autenticado → Usuario: Ingresa contraseña actual + nueva contraseña, confirma cambio. → Policy</w:t>
+      </w:r>
+      <w:r>
+        <w:rPr>
+          <w:lang w:val="es-ES"/>
+        </w:rPr>
+        <w:t xml:space="preserve">: </w:t>
+      </w:r>
+      <w:proofErr w:type="spellStart"/>
+      <w:r>
+        <w:rPr>
+          <w:bCs/>
+          <w:lang w:val="es-ES"/>
+        </w:rPr>
+        <w:t>CambiarContrasena</w:t>
+      </w:r>
+      <w:r>
+        <w:rPr>
+          <w:bCs/>
+          <w:lang w:val="es-ES"/>
+        </w:rPr>
+        <w:t>Responsable</w:t>
+      </w:r>
+      <w:proofErr w:type="spellEnd"/>
+      <w:r>
+        <w:rPr>
+          <w:bCs/>
+          <w:lang w:val="es-ES"/>
+        </w:rPr>
+        <w:t>.</w:t>
+      </w:r>
+    </w:p>
+    <w:p>
+      <w:pPr>
+        <w:pStyle w:val="Prrafodelista"/>
+        <w:numPr>
+          <w:ilvl w:val="1"/>
+          <w:numId w:val="6"/>
+        </w:numPr>
+        <w:rPr>
+          <w:b/>
+          <w:bCs/>
+          <w:lang w:val="es-ES"/>
+        </w:rPr>
+      </w:pPr>
+      <w:r>
+        <w:rPr>
+          <w:b/>
+          <w:bCs/>
+          <w:lang w:val="es-ES"/>
+        </w:rPr>
+        <w:t>Módulo Gestión de Turnos:</w:t>
+      </w:r>
+    </w:p>
+    <w:p>
+      <w:pPr>
+        <w:pStyle w:val="Prrafodelista"/>
+        <w:numPr>
+          <w:ilvl w:val="2"/>
+          <w:numId w:val="6"/>
+        </w:numPr>
+        <w:rPr>
+          <w:lang w:val="es-ES"/>
+        </w:rPr>
+      </w:pPr>
+      <w:r>
+        <w:rPr>
+          <w:b/>
+          <w:lang w:val="es-ES"/>
+        </w:rPr>
+        <w:lastRenderedPageBreak/>
+        <w:t>POST api/Auth/</w:t>
+      </w:r>
+      <w:r>
+        <w:rPr>
+          <w:b/>
+          <w:lang w:val="es-ES"/>
+        </w:rPr>
+        <w:t>socio</w:t>
+      </w:r>
+      <w:r>
+        <w:rPr>
+          <w:b/>
+          <w:lang w:val="es-ES"/>
+        </w:rPr>
+        <w:t>/</w:t>
+      </w:r>
+      <w:proofErr w:type="spellStart"/>
+      <w:r>
+        <w:rPr>
+          <w:b/>
+          <w:lang w:val="es-ES"/>
+        </w:rPr>
+        <w:t>change-password</w:t>
+      </w:r>
+      <w:proofErr w:type="spellEnd"/>
+      <w:r>
+        <w:rPr>
+          <w:lang w:val="es-ES"/>
+        </w:rPr>
+        <w:t xml:space="preserve"> → REQ: </w:t>
+      </w:r>
+      <w:proofErr w:type="spellStart"/>
+      <w:r>
+        <w:rPr>
+          <w:lang w:val="es-ES"/>
+        </w:rPr>
+        <w:t>ChangePasswordRequestDto</w:t>
+      </w:r>
+      <w:proofErr w:type="spellEnd"/>
+      <w:r>
+        <w:rPr>
+          <w:lang w:val="es-ES"/>
+        </w:rPr>
+        <w:t xml:space="preserve">, RES: </w:t>
+      </w:r>
+      <w:proofErr w:type="spellStart"/>
+      <w:r>
+        <w:rPr>
+          <w:b/>
+          <w:lang w:val="es-ES"/>
+        </w:rPr>
+        <w:t>string</w:t>
+      </w:r>
+      <w:proofErr w:type="spellEnd"/>
+      <w:r>
+        <w:rPr>
+          <w:lang w:val="es-ES"/>
+        </w:rPr>
+        <w:t xml:space="preserve"> (resultado) → Front: Pantalla de cambio de contraseña para usuario </w:t>
+      </w:r>
+      <w:r>
+        <w:rPr>
+          <w:b/>
+          <w:bCs/>
+          <w:lang w:val="es-ES"/>
+        </w:rPr>
+        <w:t>Socio</w:t>
+      </w:r>
+      <w:r>
+        <w:rPr>
+          <w:lang w:val="es-ES"/>
+        </w:rPr>
+        <w:t xml:space="preserve"> </w:t>
+      </w:r>
+      <w:r>
+        <w:rPr>
+          <w:lang w:val="es-ES"/>
+        </w:rPr>
+        <w:t>autenticado → Usuario: Ingresa contraseña actual + nueva contraseña, confirma cambio. → Policy</w:t>
+      </w:r>
+      <w:r>
+        <w:rPr>
+          <w:lang w:val="es-ES"/>
+        </w:rPr>
+        <w:t xml:space="preserve">: </w:t>
+      </w:r>
+      <w:proofErr w:type="spellStart"/>
+      <w:r>
+        <w:rPr>
+          <w:bCs/>
+          <w:lang w:val="es-ES"/>
+        </w:rPr>
+        <w:t>CambiarContrasena</w:t>
+      </w:r>
+      <w:r>
+        <w:rPr>
+          <w:bCs/>
+          <w:lang w:val="es-ES"/>
+        </w:rPr>
+        <w:t>Socio</w:t>
+      </w:r>
+      <w:proofErr w:type="spellEnd"/>
+      <w:r>
+        <w:rPr>
+          <w:bCs/>
+          <w:lang w:val="es-ES"/>
+        </w:rPr>
+        <w:t>.</w:t>
+      </w:r>
+    </w:p>
+    <w:p>
+      <w:pPr>
         <w:rPr>
           <w:b/>
           <w:bCs/>
@@ -1214,7 +1446,6 @@
           <w:highlight w:val="green"/>
           <w:lang w:val="es-ES"/>
         </w:rPr>
-        <w:lastRenderedPageBreak/>
         <w:t>GET /api/Formulario</w:t>
       </w:r>
       <w:r>
@@ -1300,13 +1531,7 @@
         <w:rPr>
           <w:lang w:val="es-ES"/>
         </w:rPr>
-        <w:t xml:space="preserve"> de</w:t>
-      </w:r>
-      <w:r>
-        <w:rPr>
-          <w:lang w:val="es-ES"/>
-        </w:rPr>
-        <w:t xml:space="preserve"> Navegación con el conjunto de permisos del formulario que le corresponde</w:t>
+        <w:t xml:space="preserve"> de Navegación con el conjunto de permisos del formulario que le corresponde</w:t>
       </w:r>
       <w:r>
         <w:t xml:space="preserve">. </w:t>
@@ -2129,6 +2354,7 @@
   <w:style w:type="character" w:default="1" w:styleId="Fuentedeprrafopredeter">
     <w:name w:val="Default Paragraph Font"/>
     <w:uiPriority w:val="1"/>
+    <w:semiHidden/>
     <w:unhideWhenUsed/>
   </w:style>
   <w:style w:type="table" w:default="1" w:styleId="Tablanormal">

--- a/Curso_C#/Mapas Endpoints/Plan Autentificacion y Autorizacion V2.docx
+++ b/Curso_C#/Mapas Endpoints/Plan Autentificacion y Autorizacion V2.docx
@@ -11,31 +11,13 @@
           <w:sz w:val="24"/>
         </w:rPr>
       </w:pPr>
-      <w:proofErr w:type="spellStart"/>
       <w:r>
         <w:rPr>
           <w:b/>
           <w:sz w:val="24"/>
         </w:rPr>
-        <w:t>Autentificacion</w:t>
-      </w:r>
-      <w:proofErr w:type="spellEnd"/>
-      <w:r>
-        <w:rPr>
-          <w:b/>
-          <w:sz w:val="24"/>
-        </w:rPr>
-        <w:t xml:space="preserve"> y </w:t>
-      </w:r>
-      <w:proofErr w:type="spellStart"/>
-      <w:r>
-        <w:rPr>
-          <w:b/>
-          <w:sz w:val="24"/>
-        </w:rPr>
-        <w:t>Autorizacion</w:t>
-      </w:r>
-      <w:proofErr w:type="spellEnd"/>
+        <w:t>Autentificacion y Autorizacion</w:t>
+      </w:r>
     </w:p>
     <w:p>
       <w:pPr>
@@ -56,6 +38,585 @@
         <w:t>Login Usuario:</w:t>
       </w:r>
     </w:p>
+    <w:p>
+      <w:pPr>
+        <w:pStyle w:val="Prrafodelista"/>
+        <w:numPr>
+          <w:ilvl w:val="0"/>
+          <w:numId w:val="6"/>
+        </w:numPr>
+        <w:autoSpaceDE w:val="0"/>
+        <w:autoSpaceDN w:val="0"/>
+        <w:adjustRightInd w:val="0"/>
+        <w:spacing w:after="0" w:line="240" w:lineRule="auto"/>
+        <w:rPr>
+          <w:lang w:val="es-ES"/>
+        </w:rPr>
+      </w:pPr>
+      <w:bookmarkStart w:id="0" w:name="_Hlk227691498"/>
+    </w:p>
+    <w:tbl>
+      <w:tblPr>
+        <w:tblpPr w:leftFromText="141" w:rightFromText="141" w:vertAnchor="text" w:horzAnchor="margin" w:tblpXSpec="center" w:tblpY="487"/>
+        <w:tblW w:w="0" w:type="auto"/>
+        <w:tblBorders>
+          <w:top w:val="single" w:sz="4" w:space="0" w:color="auto"/>
+          <w:left w:val="single" w:sz="4" w:space="0" w:color="auto"/>
+          <w:bottom w:val="single" w:sz="4" w:space="0" w:color="auto"/>
+          <w:right w:val="single" w:sz="4" w:space="0" w:color="auto"/>
+          <w:insideH w:val="single" w:sz="4" w:space="0" w:color="auto"/>
+          <w:insideV w:val="single" w:sz="4" w:space="0" w:color="auto"/>
+        </w:tblBorders>
+        <w:tblLayout w:type="fixed"/>
+        <w:tblCellMar>
+          <w:top w:w="10" w:type="dxa"/>
+          <w:left w:w="10" w:type="dxa"/>
+          <w:bottom w:w="10" w:type="dxa"/>
+          <w:right w:w="10" w:type="dxa"/>
+        </w:tblCellMar>
+        <w:tblLook w:val="0000" w:firstRow="0" w:lastRow="0" w:firstColumn="0" w:lastColumn="0" w:noHBand="0" w:noVBand="0"/>
+      </w:tblPr>
+      <w:tblGrid>
+        <w:gridCol w:w="1729"/>
+        <w:gridCol w:w="1440"/>
+        <w:gridCol w:w="1440"/>
+        <w:gridCol w:w="2899"/>
+      </w:tblGrid>
+      <w:tr>
+        <w:tc>
+          <w:tcPr>
+            <w:tcW w:w="1729" w:type="dxa"/>
+          </w:tcPr>
+          <w:p>
+            <w:pPr>
+              <w:autoSpaceDE w:val="0"/>
+              <w:autoSpaceDN w:val="0"/>
+              <w:adjustRightInd w:val="0"/>
+              <w:spacing w:after="0" w:line="240" w:lineRule="auto"/>
+            </w:pPr>
+            <w:r>
+              <w:t>Endpoint</w:t>
+            </w:r>
+          </w:p>
+        </w:tc>
+        <w:tc>
+          <w:tcPr>
+            <w:tcW w:w="1440" w:type="dxa"/>
+          </w:tcPr>
+          <w:p>
+            <w:pPr>
+              <w:autoSpaceDE w:val="0"/>
+              <w:autoSpaceDN w:val="0"/>
+              <w:adjustRightInd w:val="0"/>
+              <w:spacing w:after="0" w:line="240" w:lineRule="auto"/>
+            </w:pPr>
+            <w:r>
+              <w:t>Autenticación</w:t>
+            </w:r>
+          </w:p>
+        </w:tc>
+        <w:tc>
+          <w:tcPr>
+            <w:tcW w:w="1440" w:type="dxa"/>
+          </w:tcPr>
+          <w:p>
+            <w:pPr>
+              <w:autoSpaceDE w:val="0"/>
+              <w:autoSpaceDN w:val="0"/>
+              <w:adjustRightInd w:val="0"/>
+              <w:spacing w:after="0" w:line="240" w:lineRule="auto"/>
+            </w:pPr>
+            <w:r>
+              <w:t>X-Gym-Id</w:t>
+            </w:r>
+          </w:p>
+        </w:tc>
+        <w:tc>
+          <w:tcPr>
+            <w:tcW w:w="2899" w:type="dxa"/>
+          </w:tcPr>
+          <w:p>
+            <w:pPr>
+              <w:autoSpaceDE w:val="0"/>
+              <w:autoSpaceDN w:val="0"/>
+              <w:adjustRightInd w:val="0"/>
+              <w:spacing w:after="0" w:line="240" w:lineRule="auto"/>
+            </w:pPr>
+            <w:r>
+              <w:t>Fuente tenant</w:t>
+            </w:r>
+          </w:p>
+        </w:tc>
+      </w:tr>
+      <w:tr>
+        <w:tc>
+          <w:tcPr>
+            <w:tcW w:w="1729" w:type="dxa"/>
+          </w:tcPr>
+          <w:p>
+            <w:pPr>
+              <w:autoSpaceDE w:val="0"/>
+              <w:autoSpaceDN w:val="0"/>
+              <w:adjustRightInd w:val="0"/>
+              <w:spacing w:after="0" w:line="240" w:lineRule="auto"/>
+            </w:pPr>
+            <w:r>
+              <w:t>POST /login</w:t>
+            </w:r>
+          </w:p>
+        </w:tc>
+        <w:tc>
+          <w:tcPr>
+            <w:tcW w:w="1440" w:type="dxa"/>
+          </w:tcPr>
+          <w:p>
+            <w:pPr>
+              <w:autoSpaceDE w:val="0"/>
+              <w:autoSpaceDN w:val="0"/>
+              <w:adjustRightInd w:val="0"/>
+              <w:spacing w:after="0" w:line="240" w:lineRule="auto"/>
+            </w:pPr>
+            <w:r>
+              <w:rPr>
+                <w:rFonts w:ascii="Segoe UI Emoji" w:hAnsi="Segoe UI Emoji" w:cs="Segoe UI Emoji"/>
+              </w:rPr>
+              <w:t>❌</w:t>
+            </w:r>
+            <w:r>
+              <w:t xml:space="preserve"> No</w:t>
+            </w:r>
+          </w:p>
+        </w:tc>
+        <w:tc>
+          <w:tcPr>
+            <w:tcW w:w="1440" w:type="dxa"/>
+          </w:tcPr>
+          <w:p>
+            <w:pPr>
+              <w:autoSpaceDE w:val="0"/>
+              <w:autoSpaceDN w:val="0"/>
+              <w:adjustRightInd w:val="0"/>
+              <w:spacing w:after="0" w:line="240" w:lineRule="auto"/>
+            </w:pPr>
+            <w:r>
+              <w:rPr>
+                <w:rFonts w:ascii="Segoe UI Emoji" w:hAnsi="Segoe UI Emoji" w:cs="Segoe UI Emoji"/>
+              </w:rPr>
+              <w:t>✅</w:t>
+            </w:r>
+            <w:r>
+              <w:t xml:space="preserve"> OBLIGATORIO</w:t>
+            </w:r>
+          </w:p>
+        </w:tc>
+        <w:tc>
+          <w:tcPr>
+            <w:tcW w:w="2899" w:type="dxa"/>
+          </w:tcPr>
+          <w:p>
+            <w:pPr>
+              <w:autoSpaceDE w:val="0"/>
+              <w:autoSpaceDN w:val="0"/>
+              <w:adjustRightInd w:val="0"/>
+              <w:spacing w:after="0" w:line="240" w:lineRule="auto"/>
+            </w:pPr>
+            <w:r>
+              <w:t>Header</w:t>
+            </w:r>
+          </w:p>
+        </w:tc>
+      </w:tr>
+      <w:tr>
+        <w:tc>
+          <w:tcPr>
+            <w:tcW w:w="1729" w:type="dxa"/>
+          </w:tcPr>
+          <w:p>
+            <w:pPr>
+              <w:autoSpaceDE w:val="0"/>
+              <w:autoSpaceDN w:val="0"/>
+              <w:adjustRightInd w:val="0"/>
+              <w:spacing w:after="0" w:line="240" w:lineRule="auto"/>
+            </w:pPr>
+            <w:r>
+              <w:t>POST /refresh-token</w:t>
+            </w:r>
+          </w:p>
+        </w:tc>
+        <w:tc>
+          <w:tcPr>
+            <w:tcW w:w="1440" w:type="dxa"/>
+          </w:tcPr>
+          <w:p>
+            <w:pPr>
+              <w:autoSpaceDE w:val="0"/>
+              <w:autoSpaceDN w:val="0"/>
+              <w:adjustRightInd w:val="0"/>
+              <w:spacing w:after="0" w:line="240" w:lineRule="auto"/>
+            </w:pPr>
+            <w:r>
+              <w:rPr>
+                <w:rFonts w:ascii="Segoe UI Emoji" w:hAnsi="Segoe UI Emoji" w:cs="Segoe UI Emoji"/>
+              </w:rPr>
+              <w:t>❌</w:t>
+            </w:r>
+            <w:r>
+              <w:t xml:space="preserve"> No</w:t>
+            </w:r>
+          </w:p>
+        </w:tc>
+        <w:tc>
+          <w:tcPr>
+            <w:tcW w:w="1440" w:type="dxa"/>
+          </w:tcPr>
+          <w:p>
+            <w:pPr>
+              <w:autoSpaceDE w:val="0"/>
+              <w:autoSpaceDN w:val="0"/>
+              <w:adjustRightInd w:val="0"/>
+              <w:spacing w:after="0" w:line="240" w:lineRule="auto"/>
+            </w:pPr>
+            <w:r>
+              <w:rPr>
+                <w:rFonts w:ascii="Segoe UI Emoji" w:hAnsi="Segoe UI Emoji" w:cs="Segoe UI Emoji"/>
+              </w:rPr>
+              <w:t>✅</w:t>
+            </w:r>
+            <w:r>
+              <w:t xml:space="preserve"> OBLIGATORIO</w:t>
+            </w:r>
+          </w:p>
+        </w:tc>
+        <w:tc>
+          <w:tcPr>
+            <w:tcW w:w="2899" w:type="dxa"/>
+          </w:tcPr>
+          <w:p>
+            <w:pPr>
+              <w:autoSpaceDE w:val="0"/>
+              <w:autoSpaceDN w:val="0"/>
+              <w:adjustRightInd w:val="0"/>
+              <w:spacing w:after="0" w:line="240" w:lineRule="auto"/>
+            </w:pPr>
+            <w:r>
+              <w:t>Header</w:t>
+            </w:r>
+          </w:p>
+        </w:tc>
+      </w:tr>
+      <w:tr>
+        <w:tc>
+          <w:tcPr>
+            <w:tcW w:w="1729" w:type="dxa"/>
+          </w:tcPr>
+          <w:p>
+            <w:pPr>
+              <w:autoSpaceDE w:val="0"/>
+              <w:autoSpaceDN w:val="0"/>
+              <w:adjustRightInd w:val="0"/>
+              <w:spacing w:after="0" w:line="240" w:lineRule="auto"/>
+            </w:pPr>
+            <w:r>
+              <w:t>POST /forgot-password</w:t>
+            </w:r>
+          </w:p>
+        </w:tc>
+        <w:tc>
+          <w:tcPr>
+            <w:tcW w:w="1440" w:type="dxa"/>
+          </w:tcPr>
+          <w:p>
+            <w:pPr>
+              <w:autoSpaceDE w:val="0"/>
+              <w:autoSpaceDN w:val="0"/>
+              <w:adjustRightInd w:val="0"/>
+              <w:spacing w:after="0" w:line="240" w:lineRule="auto"/>
+            </w:pPr>
+            <w:r>
+              <w:rPr>
+                <w:rFonts w:ascii="Segoe UI Emoji" w:hAnsi="Segoe UI Emoji" w:cs="Segoe UI Emoji"/>
+              </w:rPr>
+              <w:t>❌</w:t>
+            </w:r>
+            <w:r>
+              <w:t xml:space="preserve"> No</w:t>
+            </w:r>
+          </w:p>
+        </w:tc>
+        <w:tc>
+          <w:tcPr>
+            <w:tcW w:w="1440" w:type="dxa"/>
+          </w:tcPr>
+          <w:p>
+            <w:pPr>
+              <w:autoSpaceDE w:val="0"/>
+              <w:autoSpaceDN w:val="0"/>
+              <w:adjustRightInd w:val="0"/>
+              <w:spacing w:after="0" w:line="240" w:lineRule="auto"/>
+            </w:pPr>
+            <w:r>
+              <w:rPr>
+                <w:rFonts w:ascii="Segoe UI Emoji" w:hAnsi="Segoe UI Emoji" w:cs="Segoe UI Emoji"/>
+              </w:rPr>
+              <w:t>✅</w:t>
+            </w:r>
+            <w:r>
+              <w:t xml:space="preserve"> OBLIGATORIO</w:t>
+            </w:r>
+          </w:p>
+        </w:tc>
+        <w:tc>
+          <w:tcPr>
+            <w:tcW w:w="2899" w:type="dxa"/>
+          </w:tcPr>
+          <w:p>
+            <w:pPr>
+              <w:autoSpaceDE w:val="0"/>
+              <w:autoSpaceDN w:val="0"/>
+              <w:adjustRightInd w:val="0"/>
+              <w:spacing w:after="0" w:line="240" w:lineRule="auto"/>
+            </w:pPr>
+            <w:r>
+              <w:t>Header</w:t>
+            </w:r>
+          </w:p>
+        </w:tc>
+      </w:tr>
+      <w:tr>
+        <w:tc>
+          <w:tcPr>
+            <w:tcW w:w="1729" w:type="dxa"/>
+          </w:tcPr>
+          <w:p>
+            <w:pPr>
+              <w:autoSpaceDE w:val="0"/>
+              <w:autoSpaceDN w:val="0"/>
+              <w:adjustRightInd w:val="0"/>
+              <w:spacing w:after="0" w:line="240" w:lineRule="auto"/>
+            </w:pPr>
+            <w:r>
+              <w:t>POST /reset-password</w:t>
+            </w:r>
+          </w:p>
+        </w:tc>
+        <w:tc>
+          <w:tcPr>
+            <w:tcW w:w="1440" w:type="dxa"/>
+          </w:tcPr>
+          <w:p>
+            <w:pPr>
+              <w:autoSpaceDE w:val="0"/>
+              <w:autoSpaceDN w:val="0"/>
+              <w:adjustRightInd w:val="0"/>
+              <w:spacing w:after="0" w:line="240" w:lineRule="auto"/>
+            </w:pPr>
+            <w:r>
+              <w:rPr>
+                <w:rFonts w:ascii="Segoe UI Emoji" w:hAnsi="Segoe UI Emoji" w:cs="Segoe UI Emoji"/>
+              </w:rPr>
+              <w:t>❌</w:t>
+            </w:r>
+            <w:r>
+              <w:t xml:space="preserve"> No</w:t>
+            </w:r>
+          </w:p>
+        </w:tc>
+        <w:tc>
+          <w:tcPr>
+            <w:tcW w:w="1440" w:type="dxa"/>
+          </w:tcPr>
+          <w:p>
+            <w:pPr>
+              <w:autoSpaceDE w:val="0"/>
+              <w:autoSpaceDN w:val="0"/>
+              <w:adjustRightInd w:val="0"/>
+              <w:spacing w:after="0" w:line="240" w:lineRule="auto"/>
+            </w:pPr>
+            <w:r>
+              <w:rPr>
+                <w:rFonts w:ascii="Segoe UI Emoji" w:hAnsi="Segoe UI Emoji" w:cs="Segoe UI Emoji"/>
+              </w:rPr>
+              <w:t>✅</w:t>
+            </w:r>
+            <w:r>
+              <w:t xml:space="preserve"> OBLIGATORIO</w:t>
+            </w:r>
+          </w:p>
+        </w:tc>
+        <w:tc>
+          <w:tcPr>
+            <w:tcW w:w="2899" w:type="dxa"/>
+          </w:tcPr>
+          <w:p>
+            <w:pPr>
+              <w:autoSpaceDE w:val="0"/>
+              <w:autoSpaceDN w:val="0"/>
+              <w:adjustRightInd w:val="0"/>
+              <w:spacing w:after="0" w:line="240" w:lineRule="auto"/>
+            </w:pPr>
+            <w:r>
+              <w:t>Header</w:t>
+            </w:r>
+          </w:p>
+        </w:tc>
+      </w:tr>
+      <w:tr>
+        <w:tc>
+          <w:tcPr>
+            <w:tcW w:w="1729" w:type="dxa"/>
+          </w:tcPr>
+          <w:p>
+            <w:pPr>
+              <w:autoSpaceDE w:val="0"/>
+              <w:autoSpaceDN w:val="0"/>
+              <w:adjustRightInd w:val="0"/>
+              <w:spacing w:after="0" w:line="240" w:lineRule="auto"/>
+            </w:pPr>
+            <w:r>
+              <w:t>POST /change-password</w:t>
+            </w:r>
+          </w:p>
+        </w:tc>
+        <w:tc>
+          <w:tcPr>
+            <w:tcW w:w="1440" w:type="dxa"/>
+          </w:tcPr>
+          <w:p>
+            <w:pPr>
+              <w:autoSpaceDE w:val="0"/>
+              <w:autoSpaceDN w:val="0"/>
+              <w:adjustRightInd w:val="0"/>
+              <w:spacing w:after="0" w:line="240" w:lineRule="auto"/>
+            </w:pPr>
+            <w:r>
+              <w:rPr>
+                <w:rFonts w:ascii="Segoe UI Emoji" w:hAnsi="Segoe UI Emoji" w:cs="Segoe UI Emoji"/>
+              </w:rPr>
+              <w:t>✅</w:t>
+            </w:r>
+            <w:r>
+              <w:t xml:space="preserve"> Sí (JWT)</w:t>
+            </w:r>
+          </w:p>
+        </w:tc>
+        <w:tc>
+          <w:tcPr>
+            <w:tcW w:w="1440" w:type="dxa"/>
+          </w:tcPr>
+          <w:p>
+            <w:pPr>
+              <w:autoSpaceDE w:val="0"/>
+              <w:autoSpaceDN w:val="0"/>
+              <w:adjustRightInd w:val="0"/>
+              <w:spacing w:after="0" w:line="240" w:lineRule="auto"/>
+            </w:pPr>
+            <w:r>
+              <w:rPr>
+                <w:rFonts w:ascii="Segoe UI Emoji" w:hAnsi="Segoe UI Emoji" w:cs="Segoe UI Emoji"/>
+              </w:rPr>
+              <w:t>✅</w:t>
+            </w:r>
+            <w:r>
+              <w:t xml:space="preserve"> OPCIONAL</w:t>
+            </w:r>
+          </w:p>
+        </w:tc>
+        <w:tc>
+          <w:tcPr>
+            <w:tcW w:w="2899" w:type="dxa"/>
+          </w:tcPr>
+          <w:p>
+            <w:pPr>
+              <w:autoSpaceDE w:val="0"/>
+              <w:autoSpaceDN w:val="0"/>
+              <w:adjustRightInd w:val="0"/>
+              <w:spacing w:after="0" w:line="240" w:lineRule="auto"/>
+            </w:pPr>
+            <w:r>
+              <w:t>Claim del JWT (o header si lo envías)</w:t>
+            </w:r>
+          </w:p>
+        </w:tc>
+      </w:tr>
+      <w:tr>
+        <w:tc>
+          <w:tcPr>
+            <w:tcW w:w="1729" w:type="dxa"/>
+          </w:tcPr>
+          <w:p>
+            <w:pPr>
+              <w:autoSpaceDE w:val="0"/>
+              <w:autoSpaceDN w:val="0"/>
+              <w:adjustRightInd w:val="0"/>
+              <w:spacing w:after="0" w:line="240" w:lineRule="auto"/>
+            </w:pPr>
+            <w:r>
+              <w:t>Todos los demás</w:t>
+            </w:r>
+          </w:p>
+        </w:tc>
+        <w:tc>
+          <w:tcPr>
+            <w:tcW w:w="1440" w:type="dxa"/>
+          </w:tcPr>
+          <w:p>
+            <w:pPr>
+              <w:autoSpaceDE w:val="0"/>
+              <w:autoSpaceDN w:val="0"/>
+              <w:adjustRightInd w:val="0"/>
+              <w:spacing w:after="0" w:line="240" w:lineRule="auto"/>
+            </w:pPr>
+            <w:r>
+              <w:rPr>
+                <w:rFonts w:ascii="Segoe UI Emoji" w:hAnsi="Segoe UI Emoji" w:cs="Segoe UI Emoji"/>
+              </w:rPr>
+              <w:t>✅</w:t>
+            </w:r>
+            <w:r>
+              <w:t xml:space="preserve"> Sí (JWT)</w:t>
+            </w:r>
+          </w:p>
+        </w:tc>
+        <w:tc>
+          <w:tcPr>
+            <w:tcW w:w="1440" w:type="dxa"/>
+          </w:tcPr>
+          <w:p>
+            <w:pPr>
+              <w:autoSpaceDE w:val="0"/>
+              <w:autoSpaceDN w:val="0"/>
+              <w:adjustRightInd w:val="0"/>
+              <w:spacing w:after="0" w:line="240" w:lineRule="auto"/>
+            </w:pPr>
+            <w:r>
+              <w:rPr>
+                <w:rFonts w:ascii="Segoe UI Emoji" w:hAnsi="Segoe UI Emoji" w:cs="Segoe UI Emoji"/>
+              </w:rPr>
+              <w:t>✅</w:t>
+            </w:r>
+            <w:r>
+              <w:t xml:space="preserve"> OPCIONAL</w:t>
+            </w:r>
+          </w:p>
+        </w:tc>
+        <w:tc>
+          <w:tcPr>
+            <w:tcW w:w="2899" w:type="dxa"/>
+          </w:tcPr>
+          <w:p>
+            <w:pPr>
+              <w:autoSpaceDE w:val="0"/>
+              <w:autoSpaceDN w:val="0"/>
+              <w:adjustRightInd w:val="0"/>
+              <w:spacing w:after="0" w:line="240" w:lineRule="auto"/>
+            </w:pPr>
+            <w:r>
+              <w:t>Claim del JWT (o header si lo envías)</w:t>
+            </w:r>
+          </w:p>
+        </w:tc>
+      </w:tr>
+    </w:tbl>
     <w:p>
       <w:pPr>
         <w:pStyle w:val="Prrafodelista"/>
@@ -64,32 +625,161 @@
           <w:numId w:val="6"/>
         </w:numPr>
         <w:rPr>
-          <w:lang w:val="es-ES"/>
-        </w:rPr>
-      </w:pPr>
-      <w:bookmarkStart w:id="0" w:name="_Hlk227691498"/>
-      <w:r>
-        <w:rPr>
-          <w:b/>
-          <w:lang w:val="es-ES"/>
-        </w:rPr>
-        <w:t>POST api/Auth/</w:t>
-      </w:r>
-      <w:proofErr w:type="spellStart"/>
-      <w:r>
-        <w:rPr>
-          <w:b/>
-          <w:lang w:val="es-ES"/>
-        </w:rPr>
-        <w:t>login</w:t>
-      </w:r>
-      <w:proofErr w:type="spellEnd"/>
-      <w:r>
-        <w:rPr>
-          <w:lang w:val="es-ES"/>
+          <w:b/>
+        </w:rPr>
+      </w:pPr>
+      <w:r>
+        <w:rPr>
+          <w:lang w:val="es-ES"/>
+        </w:rPr>
+        <w:t>TODOS los endpoints usan el header X-Gym-Id, pero con matices:</w:t>
+      </w:r>
+    </w:p>
+    <w:p>
+      <w:pPr>
+        <w:pStyle w:val="Prrafodelista"/>
+        <w:numPr>
+          <w:ilvl w:val="1"/>
+          <w:numId w:val="6"/>
+        </w:numPr>
+        <w:rPr>
+          <w:b/>
+        </w:rPr>
+      </w:pPr>
+      <w:r>
+        <w:rPr>
+          <w:b/>
+        </w:rPr>
+        <w:t>GET</w:t>
+      </w:r>
+      <w:r>
+        <w:rPr>
+          <w:b/>
         </w:rPr>
         <w:t xml:space="preserve"> </w:t>
       </w:r>
+      <w:r>
+        <w:rPr>
+          <w:b/>
+        </w:rPr>
+        <w:t>api/Gyms/</w:t>
+      </w:r>
+      <w:r>
+        <w:rPr>
+          <w:b/>
+        </w:rPr>
+        <w:t>activos</w:t>
+      </w:r>
+      <w:r>
+        <w:rPr>
+          <w:b/>
+        </w:rPr>
+        <w:t xml:space="preserve"> </w:t>
+      </w:r>
+      <w:r>
+        <w:rPr>
+          <w:b/>
+          <w:lang w:val="es-ES"/>
+        </w:rPr>
+        <w:sym w:font="Wingdings" w:char="F0E0"/>
+      </w:r>
+      <w:r>
+        <w:rPr>
+          <w:b/>
+        </w:rPr>
+        <w:t xml:space="preserve"> RES: </w:t>
+      </w:r>
+      <w:r>
+        <w:rPr>
+          <w:b/>
+        </w:rPr>
+        <w:t>IEnumerable&lt;GymPublicoDTO&gt;</w:t>
+      </w:r>
+      <w:r>
+        <w:rPr>
+          <w:b/>
+        </w:rPr>
+        <w:t xml:space="preserve"> </w:t>
+      </w:r>
+      <w:r>
+        <w:rPr>
+          <w:b/>
+        </w:rPr>
+        <w:sym w:font="Wingdings" w:char="F0E0"/>
+      </w:r>
+      <w:r>
+        <w:rPr>
+          <w:b/>
+        </w:rPr>
+        <w:t xml:space="preserve"> Front: </w:t>
+      </w:r>
+      <w:r>
+        <w:t xml:space="preserve">Para </w:t>
+      </w:r>
+      <w:r>
+        <w:rPr>
+          <w:b/>
+        </w:rPr>
+        <w:t>dropdown</w:t>
+      </w:r>
+      <w:r>
+        <w:rPr>
+          <w:b/>
+        </w:rPr>
+        <w:t xml:space="preserve"> de</w:t>
+      </w:r>
+      <w:r>
+        <w:t xml:space="preserve"> NombreGym</w:t>
+      </w:r>
+      <w:r>
+        <w:t xml:space="preserve"> para que se asigne el </w:t>
+      </w:r>
+      <w:r>
+        <w:t>IdGym</w:t>
+      </w:r>
+      <w:r>
+        <w:t xml:space="preserve"> </w:t>
+      </w:r>
+      <w:r>
+        <w:t xml:space="preserve">selecionado </w:t>
+      </w:r>
+      <w:r>
+        <w:t>al header de</w:t>
+      </w:r>
+      <w:r>
+        <w:t xml:space="preserve"> los </w:t>
+      </w:r>
+      <w:r>
+        <w:t xml:space="preserve">endpoint </w:t>
+      </w:r>
+      <w:r>
+        <w:t>públicos como el paso a).</w:t>
+      </w:r>
+    </w:p>
+    <w:p>
+      <w:pPr>
+        <w:pStyle w:val="Prrafodelista"/>
+        <w:numPr>
+          <w:ilvl w:val="1"/>
+          <w:numId w:val="6"/>
+        </w:numPr>
+        <w:rPr>
+          <w:lang w:val="es-ES"/>
+        </w:rPr>
+      </w:pPr>
+      <w:r>
+        <w:rPr>
+          <w:b/>
+          <w:lang w:val="es-ES"/>
+        </w:rPr>
+        <w:t>POST api/Auth/login</w:t>
+      </w:r>
+      <w:r>
+        <w:rPr>
+          <w:lang w:val="es-ES"/>
+        </w:rPr>
+        <w:t xml:space="preserve"> </w:t>
+      </w:r>
       <w:bookmarkEnd w:id="0"/>
       <w:r>
         <w:rPr>
@@ -102,30 +792,8 @@
         <w:rPr>
           <w:lang w:val="es-ES"/>
         </w:rPr>
-        <w:t xml:space="preserve">REQ: </w:t>
-      </w:r>
-      <w:proofErr w:type="spellStart"/>
-      <w:r>
-        <w:rPr>
-          <w:lang w:val="es-ES"/>
-        </w:rPr>
-        <w:t>LoginUsuarioDto</w:t>
-      </w:r>
-      <w:proofErr w:type="spellEnd"/>
-      <w:r>
-        <w:rPr>
-          <w:lang w:val="es-ES"/>
-        </w:rPr>
-        <w:t xml:space="preserve">, RES: </w:t>
-      </w:r>
-      <w:proofErr w:type="spellStart"/>
-      <w:r>
-        <w:rPr>
-          <w:lang w:val="es-ES"/>
-        </w:rPr>
-        <w:t>TokenResponseDto</w:t>
-      </w:r>
-      <w:proofErr w:type="spellEnd"/>
+        <w:t>REQ: LoginUsuarioDto, RES: TokenResponseDto</w:t>
+      </w:r>
       <w:r>
         <w:rPr>
           <w:lang w:val="es-ES"/>
@@ -137,21 +805,7 @@
         <w:rPr>
           <w:lang w:val="es-ES"/>
         </w:rPr>
-        <w:t xml:space="preserve">→ Front: Formulario de </w:t>
-      </w:r>
-      <w:proofErr w:type="spellStart"/>
-      <w:r>
-        <w:rPr>
-          <w:lang w:val="es-ES"/>
-        </w:rPr>
-        <w:t>login</w:t>
-      </w:r>
-      <w:proofErr w:type="spellEnd"/>
-      <w:r>
-        <w:rPr>
-          <w:lang w:val="es-ES"/>
-        </w:rPr>
-        <w:t xml:space="preserve"> → Usuario: Ingresa credenciales, confirma acceso; recibe </w:t>
+        <w:t xml:space="preserve">→ Front: Formulario de login → Usuario: Ingresa credenciales, confirma acceso; recibe </w:t>
       </w:r>
       <w:r>
         <w:rPr>
@@ -166,39 +820,12 @@
         </w:rPr>
         <w:t xml:space="preserve"> + </w:t>
       </w:r>
-      <w:proofErr w:type="spellStart"/>
-      <w:proofErr w:type="gramStart"/>
       <w:r>
         <w:rPr>
           <w:u w:val="single"/>
           <w:lang w:val="es-ES"/>
         </w:rPr>
-        <w:t>RefreshToken</w:t>
-      </w:r>
-      <w:proofErr w:type="spellEnd"/>
-      <w:r>
-        <w:rPr>
-          <w:u w:val="single"/>
-          <w:lang w:val="es-ES"/>
-        </w:rPr>
-        <w:t>(</w:t>
-      </w:r>
-      <w:proofErr w:type="spellStart"/>
-      <w:proofErr w:type="gramEnd"/>
-      <w:r>
-        <w:rPr>
-          <w:u w:val="single"/>
-          <w:lang w:val="es-ES"/>
-        </w:rPr>
-        <w:t>RefreshTokenRequestDto</w:t>
-      </w:r>
-      <w:proofErr w:type="spellEnd"/>
-      <w:r>
-        <w:rPr>
-          <w:u w:val="single"/>
-          <w:lang w:val="es-ES"/>
-        </w:rPr>
-        <w:t>)</w:t>
+        <w:t>RefreshToken(RefreshTokenRequestDto)</w:t>
       </w:r>
       <w:r>
         <w:rPr>
@@ -283,15 +910,7 @@
         <w:t xml:space="preserve">. </w:t>
       </w:r>
       <w:r>
-        <w:t>Autorización: [</w:t>
-      </w:r>
-      <w:proofErr w:type="spellStart"/>
-      <w:r>
-        <w:t>AllowAnonymous</w:t>
-      </w:r>
-      <w:proofErr w:type="spellEnd"/>
-      <w:r>
-        <w:t>]</w:t>
+        <w:t>Autorización: [AllowAnonymous]</w:t>
       </w:r>
       <w:r>
         <w:t>.</w:t>
@@ -319,19 +938,8 @@
           <w:i/>
           <w:iCs/>
         </w:rPr>
-        <w:t xml:space="preserve">Autorización </w:t>
-      </w:r>
-      <w:proofErr w:type="spellStart"/>
-      <w:r>
-        <w:rPr>
-          <w:b/>
-          <w:bCs/>
-          <w:i/>
-          <w:iCs/>
-        </w:rPr>
-        <w:t>Backend</w:t>
-      </w:r>
-      <w:proofErr w:type="spellEnd"/>
+        <w:t>Autorización Backend</w:t>
+      </w:r>
       <w:r>
         <w:rPr>
           <w:b/>
@@ -363,15 +971,7 @@
         </w:rPr>
       </w:pPr>
       <w:r>
-        <w:t xml:space="preserve">Define una regla llamada </w:t>
-      </w:r>
-      <w:proofErr w:type="spellStart"/>
-      <w:r>
-        <w:t>SoloSocio</w:t>
-      </w:r>
-      <w:proofErr w:type="spellEnd"/>
-      <w:r>
-        <w:t>.</w:t>
+        <w:t>Define una regla llamada SoloSocio.</w:t>
       </w:r>
     </w:p>
     <w:p>
@@ -386,36 +986,7 @@
         </w:rPr>
       </w:pPr>
       <w:r>
-        <w:t xml:space="preserve">Cuando un </w:t>
-      </w:r>
-      <w:proofErr w:type="spellStart"/>
-      <w:r>
-        <w:t>endpoint</w:t>
-      </w:r>
-      <w:proofErr w:type="spellEnd"/>
-      <w:r>
-        <w:t xml:space="preserve"> usa [</w:t>
-      </w:r>
-      <w:proofErr w:type="spellStart"/>
-      <w:proofErr w:type="gramStart"/>
-      <w:r>
-        <w:t>Authorize</w:t>
-      </w:r>
-      <w:proofErr w:type="spellEnd"/>
-      <w:r>
-        <w:t>(</w:t>
-      </w:r>
-      <w:proofErr w:type="gramEnd"/>
-      <w:r>
-        <w:t>Policy = "</w:t>
-      </w:r>
-      <w:proofErr w:type="spellStart"/>
-      <w:r>
-        <w:t>SoloSocio</w:t>
-      </w:r>
-      <w:proofErr w:type="spellEnd"/>
-      <w:r>
-        <w:t>")], ASP.NET valida que el usuario autenticado tenga rol Socio.</w:t>
+        <w:t>Cuando un endpoint usa [Authorize(Policy = "SoloSocio")], ASP.NET valida que el usuario autenticado tenga rol Socio.</w:t>
       </w:r>
     </w:p>
     <w:p>
@@ -430,23 +1001,7 @@
         </w:rPr>
       </w:pPr>
       <w:r>
-        <w:t xml:space="preserve">Ese rol se busca en </w:t>
-      </w:r>
-      <w:proofErr w:type="spellStart"/>
-      <w:r>
-        <w:t>claims</w:t>
-      </w:r>
-      <w:proofErr w:type="spellEnd"/>
-      <w:r>
-        <w:t xml:space="preserve"> de tipo Role del JWT (</w:t>
-      </w:r>
-      <w:proofErr w:type="spellStart"/>
-      <w:r>
-        <w:t>ClaimTypes.Role</w:t>
-      </w:r>
-      <w:proofErr w:type="spellEnd"/>
-      <w:r>
-        <w:t>).</w:t>
+        <w:t>Ese rol se busca en claims de tipo Role del JWT (ClaimTypes.Role).</w:t>
       </w:r>
     </w:p>
     <w:p>
@@ -478,7 +1033,6 @@
         </w:rPr>
         <w:t xml:space="preserve"> </w:t>
       </w:r>
-      <w:proofErr w:type="spellStart"/>
       <w:r>
         <w:rPr>
           <w:b/>
@@ -486,17 +1040,7 @@
           <w:i/>
           <w:iCs/>
         </w:rPr>
-        <w:t>Backend</w:t>
-      </w:r>
-      <w:proofErr w:type="spellEnd"/>
-      <w:r>
-        <w:rPr>
-          <w:b/>
-          <w:bCs/>
-          <w:i/>
-          <w:iCs/>
-        </w:rPr>
-        <w:t xml:space="preserve"> </w:t>
+        <w:t xml:space="preserve">Backend </w:t>
       </w:r>
       <w:r>
         <w:rPr>
@@ -537,7 +1081,6 @@
         </w:rPr>
         <w:t xml:space="preserve">Se definen políticas en </w:t>
       </w:r>
-      <w:proofErr w:type="spellStart"/>
       <w:r>
         <w:rPr>
           <w:u w:val="single"/>
@@ -545,14 +1088,12 @@
         </w:rPr>
         <w:t>Program.cs</w:t>
       </w:r>
-      <w:proofErr w:type="spellEnd"/>
       <w:r>
         <w:rPr>
           <w:lang w:val="es-ES"/>
         </w:rPr>
         <w:t xml:space="preserve"> (ej.: </w:t>
       </w:r>
-      <w:proofErr w:type="spellStart"/>
       <w:r>
         <w:rPr>
           <w:b/>
@@ -560,14 +1101,12 @@
         </w:rPr>
         <w:t>CrearUsuario</w:t>
       </w:r>
-      <w:proofErr w:type="spellEnd"/>
       <w:r>
         <w:rPr>
           <w:lang w:val="es-ES"/>
         </w:rPr>
         <w:t xml:space="preserve">, </w:t>
       </w:r>
-      <w:proofErr w:type="spellStart"/>
       <w:r>
         <w:rPr>
           <w:b/>
@@ -575,14 +1114,12 @@
         </w:rPr>
         <w:t>EditarUsuario</w:t>
       </w:r>
-      <w:proofErr w:type="spellEnd"/>
       <w:r>
         <w:rPr>
           <w:lang w:val="es-ES"/>
         </w:rPr>
         <w:t xml:space="preserve">, </w:t>
       </w:r>
-      <w:proofErr w:type="spellStart"/>
       <w:r>
         <w:rPr>
           <w:b/>
@@ -590,28 +1127,18 @@
         </w:rPr>
         <w:t>EliminarUsuario</w:t>
       </w:r>
-      <w:proofErr w:type="spellEnd"/>
       <w:r>
         <w:rPr>
           <w:lang w:val="es-ES"/>
         </w:rPr>
         <w:t xml:space="preserve">, etc.) con </w:t>
       </w:r>
-      <w:proofErr w:type="spellStart"/>
-      <w:r>
-        <w:rPr>
-          <w:b/>
-          <w:lang w:val="es-ES"/>
-        </w:rPr>
-        <w:t>PermisoRequirement</w:t>
-      </w:r>
-      <w:proofErr w:type="spellEnd"/>
-      <w:r>
-        <w:rPr>
-          <w:b/>
-          <w:lang w:val="es-ES"/>
-        </w:rPr>
-        <w:t>("CODIGO_PERMISO")</w:t>
+      <w:r>
+        <w:rPr>
+          <w:b/>
+          <w:lang w:val="es-ES"/>
+        </w:rPr>
+        <w:t>PermisoRequirement("CODIGO_PERMISO")</w:t>
       </w:r>
       <w:r>
         <w:rPr>
@@ -635,53 +1162,14 @@
         <w:rPr>
           <w:lang w:val="es-ES"/>
         </w:rPr>
-        <w:t xml:space="preserve">Los </w:t>
-      </w:r>
-      <w:proofErr w:type="spellStart"/>
-      <w:r>
-        <w:rPr>
-          <w:lang w:val="es-ES"/>
-        </w:rPr>
-        <w:t>endpoints</w:t>
-      </w:r>
-      <w:proofErr w:type="spellEnd"/>
-      <w:r>
-        <w:rPr>
-          <w:lang w:val="es-ES"/>
-        </w:rPr>
-        <w:t xml:space="preserve"> de modificación de estado usan </w:t>
-      </w:r>
-      <w:r>
-        <w:rPr>
-          <w:b/>
-          <w:lang w:val="es-ES"/>
-        </w:rPr>
-        <w:t>[</w:t>
-      </w:r>
-      <w:proofErr w:type="spellStart"/>
-      <w:proofErr w:type="gramStart"/>
-      <w:r>
-        <w:rPr>
-          <w:b/>
-          <w:lang w:val="es-ES"/>
-        </w:rPr>
-        <w:t>Authorize</w:t>
-      </w:r>
-      <w:proofErr w:type="spellEnd"/>
-      <w:r>
-        <w:rPr>
-          <w:b/>
-          <w:lang w:val="es-ES"/>
-        </w:rPr>
-        <w:t>(</w:t>
-      </w:r>
-      <w:proofErr w:type="gramEnd"/>
-      <w:r>
-        <w:rPr>
-          <w:b/>
-          <w:lang w:val="es-ES"/>
-        </w:rPr>
-        <w:t>Policy = "...")]</w:t>
+        <w:t xml:space="preserve">Los endpoints de modificación de estado usan </w:t>
+      </w:r>
+      <w:r>
+        <w:rPr>
+          <w:b/>
+          <w:lang w:val="es-ES"/>
+        </w:rPr>
+        <w:t>[Authorize(Policy = "...")]</w:t>
       </w:r>
       <w:r>
         <w:rPr>
@@ -735,44 +1223,14 @@
         <w:rPr>
           <w:lang w:val="es-ES"/>
         </w:rPr>
-        <w:t xml:space="preserve">Los </w:t>
-      </w:r>
-      <w:proofErr w:type="spellStart"/>
-      <w:r>
-        <w:rPr>
-          <w:lang w:val="es-ES"/>
-        </w:rPr>
-        <w:t>endpoints</w:t>
-      </w:r>
-      <w:proofErr w:type="spellEnd"/>
-      <w:r>
-        <w:rPr>
-          <w:lang w:val="es-ES"/>
-        </w:rPr>
-        <w:t xml:space="preserve"> de lectura usan </w:t>
-      </w:r>
-      <w:r>
-        <w:rPr>
-          <w:b/>
-          <w:lang w:val="es-ES"/>
-        </w:rPr>
-        <w:t>[</w:t>
-      </w:r>
-      <w:proofErr w:type="spellStart"/>
-      <w:r>
-        <w:rPr>
-          <w:b/>
-          <w:lang w:val="es-ES"/>
-        </w:rPr>
-        <w:t>Authorize</w:t>
-      </w:r>
-      <w:proofErr w:type="spellEnd"/>
-      <w:r>
-        <w:rPr>
-          <w:b/>
-          <w:lang w:val="es-ES"/>
-        </w:rPr>
-        <w:t>]</w:t>
+        <w:t xml:space="preserve">Los endpoints de lectura usan </w:t>
+      </w:r>
+      <w:r>
+        <w:rPr>
+          <w:b/>
+          <w:lang w:val="es-ES"/>
+        </w:rPr>
+        <w:t>[Authorize]</w:t>
       </w:r>
       <w:r>
         <w:rPr>
@@ -791,21 +1249,7 @@
         <w:rPr>
           <w:lang w:val="es-ES"/>
         </w:rPr>
-        <w:t xml:space="preserve"> la resuelve el </w:t>
-      </w:r>
-      <w:proofErr w:type="spellStart"/>
-      <w:r>
-        <w:rPr>
-          <w:lang w:val="es-ES"/>
-        </w:rPr>
-        <w:t>front</w:t>
-      </w:r>
-      <w:proofErr w:type="spellEnd"/>
-      <w:r>
-        <w:rPr>
-          <w:lang w:val="es-ES"/>
-        </w:rPr>
-        <w:t xml:space="preserve"> con los permisos recibidos.</w:t>
+        <w:t xml:space="preserve"> la resuelve el front con los permisos recibidos.</w:t>
       </w:r>
     </w:p>
     <w:p>
@@ -824,23 +1268,7 @@
           <w:b/>
           <w:lang w:val="es-ES"/>
         </w:rPr>
-        <w:t>POST api/Auth/</w:t>
-      </w:r>
-      <w:proofErr w:type="spellStart"/>
-      <w:r>
-        <w:rPr>
-          <w:b/>
-          <w:lang w:val="es-ES"/>
-        </w:rPr>
-        <w:t>refresh</w:t>
-      </w:r>
-      <w:proofErr w:type="spellEnd"/>
-      <w:r>
-        <w:rPr>
-          <w:b/>
-          <w:lang w:val="es-ES"/>
-        </w:rPr>
-        <w:t>-token</w:t>
+        <w:t>POST api/Auth/refresh-token</w:t>
       </w:r>
       <w:r>
         <w:rPr>
@@ -848,7 +1276,6 @@
         </w:rPr>
         <w:t xml:space="preserve"> → REQ: </w:t>
       </w:r>
-      <w:proofErr w:type="spellStart"/>
       <w:r>
         <w:rPr>
           <w:u w:val="single"/>
@@ -856,14 +1283,12 @@
         </w:rPr>
         <w:t>RefreshTokenRequestDto</w:t>
       </w:r>
-      <w:proofErr w:type="spellEnd"/>
       <w:r>
         <w:rPr>
           <w:lang w:val="es-ES"/>
         </w:rPr>
         <w:t xml:space="preserve">, RES: </w:t>
       </w:r>
-      <w:proofErr w:type="spellStart"/>
       <w:r>
         <w:rPr>
           <w:u w:val="single"/>
@@ -871,65 +1296,21 @@
         </w:rPr>
         <w:t>TokenResponseDto</w:t>
       </w:r>
-      <w:proofErr w:type="spellEnd"/>
       <w:r>
         <w:rPr>
           <w:lang w:val="es-ES"/>
         </w:rPr>
         <w:t xml:space="preserve"> → Front: Renovación silenciosa de sesión cuando expira el </w:t>
       </w:r>
-      <w:proofErr w:type="spellStart"/>
-      <w:r>
-        <w:rPr>
-          <w:lang w:val="es-ES"/>
-        </w:rPr>
-        <w:t>access</w:t>
-      </w:r>
-      <w:proofErr w:type="spellEnd"/>
-      <w:r>
-        <w:rPr>
-          <w:lang w:val="es-ES"/>
-        </w:rPr>
-        <w:t xml:space="preserve"> token → Usuario: Continúa operando sin </w:t>
-      </w:r>
-      <w:proofErr w:type="spellStart"/>
-      <w:r>
-        <w:rPr>
-          <w:lang w:val="es-ES"/>
-        </w:rPr>
-        <w:t>reloguearse</w:t>
-      </w:r>
-      <w:proofErr w:type="spellEnd"/>
-      <w:r>
-        <w:rPr>
-          <w:lang w:val="es-ES"/>
-        </w:rPr>
-        <w:t xml:space="preserve"> mientras el </w:t>
-      </w:r>
-      <w:proofErr w:type="spellStart"/>
-      <w:r>
-        <w:rPr>
-          <w:lang w:val="es-ES"/>
-        </w:rPr>
-        <w:t>refresh</w:t>
-      </w:r>
-      <w:proofErr w:type="spellEnd"/>
-      <w:r>
-        <w:rPr>
-          <w:lang w:val="es-ES"/>
-        </w:rPr>
-        <w:t xml:space="preserve"> token sea válido. </w:t>
-      </w:r>
-      <w:r>
-        <w:t>Autorización: [</w:t>
-      </w:r>
-      <w:proofErr w:type="spellStart"/>
-      <w:r>
-        <w:t>AllowAnonymous</w:t>
-      </w:r>
-      <w:proofErr w:type="spellEnd"/>
-      <w:r>
-        <w:t>]</w:t>
+      <w:r>
+        <w:rPr>
+          <w:lang w:val="es-ES"/>
+        </w:rPr>
+        <w:lastRenderedPageBreak/>
+        <w:t xml:space="preserve">access token → Usuario: Continúa operando sin reloguearse mientras el refresh token sea válido. </w:t>
+      </w:r>
+      <w:r>
+        <w:t>Autorización: [AllowAnonymous]</w:t>
       </w:r>
       <w:r>
         <w:t>.</w:t>
@@ -951,24 +1332,14 @@
           <w:b/>
           <w:lang w:val="es-ES"/>
         </w:rPr>
-        <w:t>POST api/Auth/</w:t>
-      </w:r>
-      <w:proofErr w:type="spellStart"/>
-      <w:r>
-        <w:rPr>
-          <w:b/>
-          <w:lang w:val="es-ES"/>
-        </w:rPr>
-        <w:t>forgot-password</w:t>
-      </w:r>
-      <w:proofErr w:type="spellEnd"/>
+        <w:t>POST api/Auth/forgot-password</w:t>
+      </w:r>
       <w:r>
         <w:rPr>
           <w:lang w:val="es-ES"/>
         </w:rPr>
         <w:t xml:space="preserve"> → REQ: </w:t>
       </w:r>
-      <w:proofErr w:type="spellStart"/>
       <w:r>
         <w:rPr>
           <w:u w:val="single"/>
@@ -976,14 +1347,12 @@
         </w:rPr>
         <w:t>ForgotPasswordRequestDto</w:t>
       </w:r>
-      <w:proofErr w:type="spellEnd"/>
       <w:r>
         <w:rPr>
           <w:lang w:val="es-ES"/>
         </w:rPr>
         <w:t xml:space="preserve">, RES: </w:t>
       </w:r>
-      <w:proofErr w:type="spellStart"/>
       <w:r>
         <w:rPr>
           <w:b/>
@@ -991,7 +1360,6 @@
         </w:rPr>
         <w:t>string</w:t>
       </w:r>
-      <w:proofErr w:type="spellEnd"/>
       <w:r>
         <w:rPr>
           <w:lang w:val="es-ES"/>
@@ -1005,15 +1373,7 @@
         <w:t xml:space="preserve"> </w:t>
       </w:r>
       <w:r>
-        <w:t>Autorización: [</w:t>
-      </w:r>
-      <w:proofErr w:type="spellStart"/>
-      <w:r>
-        <w:t>AllowAnonymous</w:t>
-      </w:r>
-      <w:proofErr w:type="spellEnd"/>
-      <w:r>
-        <w:t>]</w:t>
+        <w:t>Autorización: [AllowAnonymous]</w:t>
       </w:r>
       <w:r>
         <w:t>.</w:t>
@@ -1035,24 +1395,14 @@
           <w:b/>
           <w:lang w:val="es-ES"/>
         </w:rPr>
-        <w:t>POST api/Auth/</w:t>
-      </w:r>
-      <w:proofErr w:type="spellStart"/>
-      <w:r>
-        <w:rPr>
-          <w:b/>
-          <w:lang w:val="es-ES"/>
-        </w:rPr>
-        <w:t>reset-password</w:t>
-      </w:r>
-      <w:proofErr w:type="spellEnd"/>
+        <w:t>POST api/Auth/reset-password</w:t>
+      </w:r>
       <w:r>
         <w:rPr>
           <w:lang w:val="es-ES"/>
         </w:rPr>
         <w:t xml:space="preserve"> → REQ: </w:t>
       </w:r>
-      <w:proofErr w:type="spellStart"/>
       <w:r>
         <w:rPr>
           <w:u w:val="single"/>
@@ -1060,14 +1410,12 @@
         </w:rPr>
         <w:t>ResetPasswordRequestDto</w:t>
       </w:r>
-      <w:proofErr w:type="spellEnd"/>
       <w:r>
         <w:rPr>
           <w:lang w:val="es-ES"/>
         </w:rPr>
         <w:t xml:space="preserve">, RES: </w:t>
       </w:r>
-      <w:proofErr w:type="spellStart"/>
       <w:r>
         <w:rPr>
           <w:b/>
@@ -1075,7 +1423,6 @@
         </w:rPr>
         <w:t>string</w:t>
       </w:r>
-      <w:proofErr w:type="spellEnd"/>
       <w:r>
         <w:rPr>
           <w:lang w:val="es-ES"/>
@@ -1089,15 +1436,7 @@
         <w:t xml:space="preserve"> </w:t>
       </w:r>
       <w:r>
-        <w:t>Autorización: [</w:t>
-      </w:r>
-      <w:proofErr w:type="spellStart"/>
-      <w:r>
-        <w:t>AllowAnonymous</w:t>
-      </w:r>
-      <w:proofErr w:type="spellEnd"/>
-      <w:r>
-        <w:t>]</w:t>
+        <w:t>Autorización: [AllowAnonymous]</w:t>
       </w:r>
       <w:r>
         <w:t>.</w:t>
@@ -1174,7 +1513,6 @@
         </w:rPr>
         <w:t>responsable/</w:t>
       </w:r>
-      <w:proofErr w:type="spellStart"/>
       <w:r>
         <w:rPr>
           <w:b/>
@@ -1182,28 +1520,24 @@
         </w:rPr>
         <w:t>change-password</w:t>
       </w:r>
-      <w:proofErr w:type="spellEnd"/>
       <w:r>
         <w:rPr>
           <w:lang w:val="es-ES"/>
         </w:rPr>
         <w:t xml:space="preserve"> → REQ: </w:t>
       </w:r>
-      <w:proofErr w:type="spellStart"/>
       <w:r>
         <w:rPr>
           <w:lang w:val="es-ES"/>
         </w:rPr>
         <w:t>ChangePasswordRequestDto</w:t>
       </w:r>
-      <w:proofErr w:type="spellEnd"/>
       <w:r>
         <w:rPr>
           <w:lang w:val="es-ES"/>
         </w:rPr>
         <w:t xml:space="preserve">, RES: </w:t>
       </w:r>
-      <w:proofErr w:type="spellStart"/>
       <w:r>
         <w:rPr>
           <w:b/>
@@ -1211,7 +1545,6 @@
         </w:rPr>
         <w:t>string</w:t>
       </w:r>
-      <w:proofErr w:type="spellEnd"/>
       <w:r>
         <w:rPr>
           <w:lang w:val="es-ES"/>
@@ -1244,7 +1577,6 @@
         </w:rPr>
         <w:t xml:space="preserve">: </w:t>
       </w:r>
-      <w:proofErr w:type="spellStart"/>
       <w:r>
         <w:rPr>
           <w:bCs/>
@@ -1259,7 +1591,6 @@
         </w:rPr>
         <w:t>Responsable</w:t>
       </w:r>
-      <w:proofErr w:type="spellEnd"/>
       <w:r>
         <w:rPr>
           <w:bCs/>
@@ -1306,7 +1637,6 @@
           <w:b/>
           <w:lang w:val="es-ES"/>
         </w:rPr>
-        <w:lastRenderedPageBreak/>
         <w:t>POST api/Auth/</w:t>
       </w:r>
       <w:r>
@@ -1314,16 +1644,8 @@
           <w:b/>
           <w:lang w:val="es-ES"/>
         </w:rPr>
-        <w:t>socio</w:t>
-      </w:r>
-      <w:r>
-        <w:rPr>
-          <w:b/>
-          <w:lang w:val="es-ES"/>
-        </w:rPr>
-        <w:t>/</w:t>
-      </w:r>
-      <w:proofErr w:type="spellStart"/>
+        <w:t>socio/</w:t>
+      </w:r>
       <w:r>
         <w:rPr>
           <w:b/>
@@ -1331,28 +1653,24 @@
         </w:rPr>
         <w:t>change-password</w:t>
       </w:r>
-      <w:proofErr w:type="spellEnd"/>
       <w:r>
         <w:rPr>
           <w:lang w:val="es-ES"/>
         </w:rPr>
         <w:t xml:space="preserve"> → REQ: </w:t>
       </w:r>
-      <w:proofErr w:type="spellStart"/>
       <w:r>
         <w:rPr>
           <w:lang w:val="es-ES"/>
         </w:rPr>
         <w:t>ChangePasswordRequestDto</w:t>
       </w:r>
-      <w:proofErr w:type="spellEnd"/>
       <w:r>
         <w:rPr>
           <w:lang w:val="es-ES"/>
         </w:rPr>
         <w:t xml:space="preserve">, RES: </w:t>
       </w:r>
-      <w:proofErr w:type="spellStart"/>
       <w:r>
         <w:rPr>
           <w:b/>
@@ -1360,7 +1678,6 @@
         </w:rPr>
         <w:t>string</w:t>
       </w:r>
-      <w:proofErr w:type="spellEnd"/>
       <w:r>
         <w:rPr>
           <w:lang w:val="es-ES"/>
@@ -1393,7 +1710,6 @@
         </w:rPr>
         <w:t xml:space="preserve">: </w:t>
       </w:r>
-      <w:proofErr w:type="spellStart"/>
       <w:r>
         <w:rPr>
           <w:bCs/>
@@ -1408,7 +1724,6 @@
         </w:rPr>
         <w:t>Socio</w:t>
       </w:r>
-      <w:proofErr w:type="spellEnd"/>
       <w:r>
         <w:rPr>
           <w:bCs/>
@@ -1465,41 +1780,13 @@
       <w:r>
         <w:t xml:space="preserve">RES: </w:t>
       </w:r>
-      <w:proofErr w:type="spellStart"/>
-      <w:r>
-        <w:rPr>
-          <w:b/>
-          <w:bCs/>
-          <w:lang w:val="es-ES"/>
-        </w:rPr>
-        <w:t>IEnumerable</w:t>
-      </w:r>
-      <w:proofErr w:type="spellEnd"/>
-      <w:r>
-        <w:rPr>
-          <w:b/>
-          <w:bCs/>
-          <w:lang w:val="es-ES"/>
-        </w:rPr>
-        <w:t>&lt;</w:t>
-      </w:r>
-      <w:proofErr w:type="spellStart"/>
-      <w:r>
-        <w:rPr>
-          <w:b/>
-          <w:bCs/>
-          <w:lang w:val="es-ES"/>
-        </w:rPr>
-        <w:t>FormularioDto</w:t>
-      </w:r>
-      <w:proofErr w:type="spellEnd"/>
-      <w:r>
-        <w:rPr>
-          <w:b/>
-          <w:bCs/>
-          <w:lang w:val="es-ES"/>
-        </w:rPr>
-        <w:t>&gt;</w:t>
+      <w:r>
+        <w:rPr>
+          <w:b/>
+          <w:bCs/>
+          <w:lang w:val="es-ES"/>
+        </w:rPr>
+        <w:t>IEnumerable&lt;FormularioDto&gt;</w:t>
       </w:r>
       <w:r>
         <w:rPr>
@@ -1539,21 +1826,8 @@
       <w:r>
         <w:t xml:space="preserve">Sistema: Compara si existe al menos un permiso del usuario con los permisos asociados al botón de navegación. </w:t>
       </w:r>
-      <w:proofErr w:type="spellStart"/>
-      <w:r>
-        <w:t>Autorizacion</w:t>
-      </w:r>
-      <w:proofErr w:type="spellEnd"/>
-      <w:r>
-        <w:t>: [</w:t>
-      </w:r>
-      <w:proofErr w:type="spellStart"/>
-      <w:r>
-        <w:t>AllowAnonymous</w:t>
-      </w:r>
-      <w:proofErr w:type="spellEnd"/>
-      <w:r>
-        <w:t>]</w:t>
+      <w:r>
+        <w:t>Autorizacion: [AllowAnonymous]</w:t>
       </w:r>
       <w:r>
         <w:t>.</w:t>
@@ -1608,41 +1882,13 @@
       <w:r>
         <w:t xml:space="preserve">RES: </w:t>
       </w:r>
-      <w:proofErr w:type="spellStart"/>
-      <w:r>
-        <w:rPr>
-          <w:b/>
-          <w:bCs/>
-          <w:lang w:val="es-ES"/>
-        </w:rPr>
-        <w:t>IEnumerable</w:t>
-      </w:r>
-      <w:proofErr w:type="spellEnd"/>
-      <w:r>
-        <w:rPr>
-          <w:b/>
-          <w:bCs/>
-          <w:lang w:val="es-ES"/>
-        </w:rPr>
-        <w:t>&lt;</w:t>
-      </w:r>
-      <w:proofErr w:type="spellStart"/>
-      <w:r>
-        <w:rPr>
-          <w:b/>
-          <w:bCs/>
-          <w:lang w:val="es-ES"/>
-        </w:rPr>
-        <w:t>FormularioDto</w:t>
-      </w:r>
-      <w:proofErr w:type="spellEnd"/>
-      <w:r>
-        <w:rPr>
-          <w:b/>
-          <w:bCs/>
-          <w:lang w:val="es-ES"/>
-        </w:rPr>
-        <w:t>&gt;</w:t>
+      <w:r>
+        <w:rPr>
+          <w:b/>
+          <w:bCs/>
+          <w:lang w:val="es-ES"/>
+        </w:rPr>
+        <w:t>IEnumerable&lt;FormularioDto&gt;</w:t>
       </w:r>
       <w:r>
         <w:rPr>
@@ -1677,7 +1923,6 @@
         </w:rPr>
         <w:t xml:space="preserve">acción al </w:t>
       </w:r>
-      <w:proofErr w:type="spellStart"/>
       <w:r>
         <w:rPr>
           <w:u w:val="single"/>
@@ -1685,7 +1930,6 @@
         </w:rPr>
         <w:t>CodigoPermiso</w:t>
       </w:r>
-      <w:proofErr w:type="spellEnd"/>
       <w:r>
         <w:rPr>
           <w:lang w:val="es-ES"/>
@@ -1702,15 +1946,7 @@
         <w:t>Autorización</w:t>
       </w:r>
       <w:r>
-        <w:t>: [</w:t>
-      </w:r>
-      <w:proofErr w:type="spellStart"/>
-      <w:r>
-        <w:t>AllowAnonymous</w:t>
-      </w:r>
-      <w:proofErr w:type="spellEnd"/>
-      <w:r>
-        <w:t>]</w:t>
+        <w:t>: [AllowAnonymous]</w:t>
       </w:r>
       <w:r>
         <w:t>.</w:t>
@@ -1757,7 +1993,7 @@
   <w:abstractNum w:abstractNumId="2" w15:restartNumberingAfterBreak="0">
     <w:nsid w:val="0467126C"/>
     <w:multiLevelType w:val="multilevel"/>
-    <w:tmpl w:val="2C0A001D"/>
+    <w:tmpl w:val="596A8B1C"/>
     <w:lvl w:ilvl="0">
       <w:start w:val="1"/>
       <w:numFmt w:val="decimal"/>
@@ -1778,6 +2014,9 @@
       <w:pPr>
         <w:ind w:left="720" w:hanging="360"/>
       </w:pPr>
+      <w:rPr>
+        <w:lang w:val="en-US"/>
+      </w:rPr>
     </w:lvl>
     <w:lvl w:ilvl="2">
       <w:start w:val="1"/>
@@ -2354,7 +2593,6 @@
   <w:style w:type="character" w:default="1" w:styleId="Fuentedeprrafopredeter">
     <w:name w:val="Default Paragraph Font"/>
     <w:uiPriority w:val="1"/>
-    <w:semiHidden/>
     <w:unhideWhenUsed/>
   </w:style>
   <w:style w:type="table" w:default="1" w:styleId="Tablanormal">
@@ -2394,6 +2632,36 @@
       <w:sz w:val="24"/>
       <w:szCs w:val="24"/>
       <w14:ligatures w14:val="standardContextual"/>
+    </w:rPr>
+  </w:style>
+  <w:style w:type="paragraph" w:styleId="HTMLconformatoprevio">
+    <w:name w:val="HTML Preformatted"/>
+    <w:basedOn w:val="Normal"/>
+    <w:link w:val="HTMLconformatoprevioCar"/>
+    <w:uiPriority w:val="99"/>
+    <w:semiHidden/>
+    <w:unhideWhenUsed/>
+    <w:rsid w:val="007F1B6E"/>
+    <w:pPr>
+      <w:spacing w:after="0" w:line="240" w:lineRule="auto"/>
+    </w:pPr>
+    <w:rPr>
+      <w:rFonts w:ascii="Consolas" w:hAnsi="Consolas"/>
+      <w:sz w:val="20"/>
+      <w:szCs w:val="20"/>
+    </w:rPr>
+  </w:style>
+  <w:style w:type="character" w:customStyle="1" w:styleId="HTMLconformatoprevioCar">
+    <w:name w:val="HTML con formato previo Car"/>
+    <w:basedOn w:val="Fuentedeprrafopredeter"/>
+    <w:link w:val="HTMLconformatoprevio"/>
+    <w:uiPriority w:val="99"/>
+    <w:semiHidden/>
+    <w:rsid w:val="007F1B6E"/>
+    <w:rPr>
+      <w:rFonts w:ascii="Consolas" w:hAnsi="Consolas"/>
+      <w:sz w:val="20"/>
+      <w:szCs w:val="20"/>
     </w:rPr>
   </w:style>
 </w:styles>
